--- a/WebCrawler_Test_Documentation.docx
+++ b/WebCrawler_Test_Documentation.docx
@@ -30,10 +30,7 @@
     </w:p>
     <w:p>
       <w:r>
-        <w:t>This document presents the test case structure and execution results for the Multi-threaded Web Crawler with Resume Capability. It demonstrates functionality, stability, and OS-level concepts</w:t>
-      </w:r>
-      <w:r>
-        <w:t xml:space="preserve"> such as threading, synchronization, and persistence.</w:t>
+        <w:t>This document presents the test case structure and execution results for the Multi-threaded Web Crawler with Resume Capability. It demonstrates functionality, stability, and OS-level concepts such as threading, synchronization, and persistence.</w:t>
       </w:r>
     </w:p>
     <w:p>
@@ -52,7 +49,10 @@
         <w:pStyle w:val="Heading3"/>
       </w:pPr>
       <w:r>
-        <w:t>3.1 Basic Crawl Test</w:t>
+        <w:t>2</w:t>
+      </w:r>
+      <w:r>
+        <w:t>.1 Basic Crawl Test</w:t>
       </w:r>
     </w:p>
     <w:p>
@@ -72,6 +72,9 @@
     </w:p>
     <w:p>
       <w:r>
+        <w:rPr>
+          <w:noProof/>
+        </w:rPr>
         <w:drawing>
           <wp:inline distT="0" distB="0" distL="0" distR="0" wp14:anchorId="6BEDFD3B" wp14:editId="62D713A7">
             <wp:extent cx="3581584" cy="3753043"/>
@@ -111,18 +114,29 @@
     </w:p>
     <w:p>
       <w:pPr>
-        <w:pStyle w:val="Heading2"/>
+        <w:pStyle w:val="Heading3"/>
       </w:pPr>
       <w:r>
         <w:t xml:space="preserve"> </w:t>
       </w:r>
       <w:r>
-        <w:t>3.2 Domain Filtering Test</w:t>
+        <w:t>2</w:t>
+      </w:r>
+      <w:r>
+        <w:t>.2 Domain Filtering Test</w:t>
       </w:r>
     </w:p>
     <w:p>
       <w:r>
-        <w:t>Command: ./crawler https://www.iana.org/help/example-domains</w:t>
+        <w:t>Command</w:t>
+      </w:r>
+      <w:proofErr w:type="gramStart"/>
+      <w:r>
+        <w:t>: .</w:t>
+      </w:r>
+      <w:proofErr w:type="gramEnd"/>
+      <w:r>
+        <w:t>/crawler https://www.iana.org/help/example-domains</w:t>
       </w:r>
     </w:p>
     <w:p>
@@ -132,6 +146,9 @@
     </w:p>
     <w:p>
       <w:r>
+        <w:rPr>
+          <w:noProof/>
+        </w:rPr>
         <w:lastRenderedPageBreak/>
         <w:drawing>
           <wp:inline distT="0" distB="0" distL="0" distR="0" wp14:anchorId="747F446F" wp14:editId="043988FC">
@@ -172,10 +189,13 @@
     </w:p>
     <w:p>
       <w:pPr>
-        <w:pStyle w:val="Heading2"/>
+        <w:pStyle w:val="Heading3"/>
       </w:pPr>
       <w:r>
-        <w:t>3.3 Resume Functionality Test</w:t>
+        <w:t>2</w:t>
+      </w:r>
+      <w:r>
+        <w:t>.3 Resume Functionality Test</w:t>
       </w:r>
     </w:p>
     <w:p>
@@ -202,6 +222,9 @@
     </w:p>
     <w:p>
       <w:r>
+        <w:rPr>
+          <w:noProof/>
+        </w:rPr>
         <w:drawing>
           <wp:inline distT="0" distB="0" distL="0" distR="0" wp14:anchorId="11CEB40C" wp14:editId="7A60248E">
             <wp:extent cx="5035809" cy="3645087"/>
@@ -242,6 +265,9 @@
     <w:p/>
     <w:p>
       <w:r>
+        <w:rPr>
+          <w:noProof/>
+        </w:rPr>
         <w:lastRenderedPageBreak/>
         <w:drawing>
           <wp:inline distT="0" distB="0" distL="0" distR="0" wp14:anchorId="32BCF3E8" wp14:editId="6850D2E6">
@@ -282,20 +308,29 @@
       <w:r>
         <w:t xml:space="preserve"> </w:t>
       </w:r>
-      <w:bookmarkStart w:id="0" w:name="_GoBack"/>
-      <w:bookmarkEnd w:id="0"/>
     </w:p>
     <w:p>
       <w:pPr>
-        <w:pStyle w:val="Heading2"/>
+        <w:pStyle w:val="Heading3"/>
       </w:pPr>
       <w:r>
-        <w:t>3.4 Stability Test</w:t>
+        <w:t>2</w:t>
+      </w:r>
+      <w:r>
+        <w:t>.4 Stability Test</w:t>
       </w:r>
     </w:p>
     <w:p>
       <w:r>
-        <w:t>Command: ./crawler https://www.geekybugs.com</w:t>
+        <w:t>Command</w:t>
+      </w:r>
+      <w:proofErr w:type="gramStart"/>
+      <w:r>
+        <w:t>: .</w:t>
+      </w:r>
+      <w:proofErr w:type="gramEnd"/>
+      <w:r>
+        <w:t>/crawler https://www.geekybugs.com</w:t>
       </w:r>
     </w:p>
     <w:p>
@@ -308,19 +343,217 @@
         <w:pStyle w:val="Heading1"/>
       </w:pPr>
       <w:r>
-        <w:t>4. Data Directory Mapping</w:t>
+        <w:lastRenderedPageBreak/>
+        <w:t>3.Search Filter</w:t>
       </w:r>
     </w:p>
     <w:p>
       <w:r>
-        <w:t>Each test generates a c</w:t>
+        <w:drawing>
+          <wp:inline distT="0" distB="0" distL="0" distR="0" wp14:anchorId="5B2A924E" wp14:editId="0B3BAD6E">
+            <wp:extent cx="5321573" cy="5340624"/>
+            <wp:effectExtent l="0" t="0" r="0" b="0"/>
+            <wp:docPr id="4" name="Picture 4"/>
+            <wp:cNvGraphicFramePr>
+              <a:graphicFrameLocks xmlns:a="http://schemas.openxmlformats.org/drawingml/2006/main" noChangeAspect="1"/>
+            </wp:cNvGraphicFramePr>
+            <a:graphic xmlns:a="http://schemas.openxmlformats.org/drawingml/2006/main">
+              <a:graphicData uri="http://schemas.openxmlformats.org/drawingml/2006/picture">
+                <pic:pic xmlns:pic="http://schemas.openxmlformats.org/drawingml/2006/picture">
+                  <pic:nvPicPr>
+                    <pic:cNvPr id="1" name=""/>
+                    <pic:cNvPicPr/>
+                  </pic:nvPicPr>
+                  <pic:blipFill>
+                    <a:blip r:embed="rId10"/>
+                    <a:stretch>
+                      <a:fillRect/>
+                    </a:stretch>
+                  </pic:blipFill>
+                  <pic:spPr>
+                    <a:xfrm>
+                      <a:off x="0" y="0"/>
+                      <a:ext cx="5321573" cy="5340624"/>
+                    </a:xfrm>
+                    <a:prstGeom prst="rect">
+                      <a:avLst/>
+                    </a:prstGeom>
+                  </pic:spPr>
+                </pic:pic>
+              </a:graphicData>
+            </a:graphic>
+          </wp:inline>
+        </w:drawing>
       </w:r>
+    </w:p>
+    <w:p>
+      <w:pPr>
+        <w:pStyle w:val="Heading2"/>
+      </w:pPr>
       <w:r>
-        <w:t>orresponding folder in data/ directory containing visited.txt and crawler.log.</w:t>
+        <w:lastRenderedPageBreak/>
+        <w:t>3.1 Search by Keyword</w:t>
       </w:r>
     </w:p>
     <w:p>
       <w:r>
+        <w:drawing>
+          <wp:inline distT="0" distB="0" distL="0" distR="0" wp14:anchorId="5271E5C9" wp14:editId="0ABB04B2">
+            <wp:extent cx="5321573" cy="3791145"/>
+            <wp:effectExtent l="0" t="0" r="0" b="0"/>
+            <wp:docPr id="7" name="Picture 7"/>
+            <wp:cNvGraphicFramePr>
+              <a:graphicFrameLocks xmlns:a="http://schemas.openxmlformats.org/drawingml/2006/main" noChangeAspect="1"/>
+            </wp:cNvGraphicFramePr>
+            <a:graphic xmlns:a="http://schemas.openxmlformats.org/drawingml/2006/main">
+              <a:graphicData uri="http://schemas.openxmlformats.org/drawingml/2006/picture">
+                <pic:pic xmlns:pic="http://schemas.openxmlformats.org/drawingml/2006/picture">
+                  <pic:nvPicPr>
+                    <pic:cNvPr id="1" name=""/>
+                    <pic:cNvPicPr/>
+                  </pic:nvPicPr>
+                  <pic:blipFill>
+                    <a:blip r:embed="rId11"/>
+                    <a:stretch>
+                      <a:fillRect/>
+                    </a:stretch>
+                  </pic:blipFill>
+                  <pic:spPr>
+                    <a:xfrm>
+                      <a:off x="0" y="0"/>
+                      <a:ext cx="5321573" cy="3791145"/>
+                    </a:xfrm>
+                    <a:prstGeom prst="rect">
+                      <a:avLst/>
+                    </a:prstGeom>
+                  </pic:spPr>
+                </pic:pic>
+              </a:graphicData>
+            </a:graphic>
+          </wp:inline>
+        </w:drawing>
+      </w:r>
+    </w:p>
+    <w:p>
+      <w:pPr>
+        <w:pStyle w:val="Heading2"/>
+      </w:pPr>
+      <w:r>
+        <w:t>3.2 search by URL</w:t>
+      </w:r>
+    </w:p>
+    <w:p>
+      <w:r>
+        <w:drawing>
+          <wp:inline distT="0" distB="0" distL="0" distR="0" wp14:anchorId="25B488FB" wp14:editId="037F6704">
+            <wp:extent cx="5486400" cy="3387725"/>
+            <wp:effectExtent l="0" t="0" r="0" b="3175"/>
+            <wp:docPr id="8" name="Picture 8"/>
+            <wp:cNvGraphicFramePr>
+              <a:graphicFrameLocks xmlns:a="http://schemas.openxmlformats.org/drawingml/2006/main" noChangeAspect="1"/>
+            </wp:cNvGraphicFramePr>
+            <a:graphic xmlns:a="http://schemas.openxmlformats.org/drawingml/2006/main">
+              <a:graphicData uri="http://schemas.openxmlformats.org/drawingml/2006/picture">
+                <pic:pic xmlns:pic="http://schemas.openxmlformats.org/drawingml/2006/picture">
+                  <pic:nvPicPr>
+                    <pic:cNvPr id="1" name=""/>
+                    <pic:cNvPicPr/>
+                  </pic:nvPicPr>
+                  <pic:blipFill>
+                    <a:blip r:embed="rId12"/>
+                    <a:stretch>
+                      <a:fillRect/>
+                    </a:stretch>
+                  </pic:blipFill>
+                  <pic:spPr>
+                    <a:xfrm>
+                      <a:off x="0" y="0"/>
+                      <a:ext cx="5486400" cy="3387725"/>
+                    </a:xfrm>
+                    <a:prstGeom prst="rect">
+                      <a:avLst/>
+                    </a:prstGeom>
+                  </pic:spPr>
+                </pic:pic>
+              </a:graphicData>
+            </a:graphic>
+          </wp:inline>
+        </w:drawing>
+      </w:r>
+    </w:p>
+    <w:p/>
+    <w:p>
+      <w:pPr>
+        <w:pStyle w:val="Heading2"/>
+      </w:pPr>
+      <w:r>
+        <w:lastRenderedPageBreak/>
+        <w:t>3.3 Search by File</w:t>
+      </w:r>
+    </w:p>
+    <w:p>
+      <w:r>
+        <w:drawing>
+          <wp:inline distT="0" distB="0" distL="0" distR="0" wp14:anchorId="65933377" wp14:editId="78E4D867">
+            <wp:extent cx="5486400" cy="5236210"/>
+            <wp:effectExtent l="0" t="0" r="0" b="2540"/>
+            <wp:docPr id="9" name="Picture 9"/>
+            <wp:cNvGraphicFramePr>
+              <a:graphicFrameLocks xmlns:a="http://schemas.openxmlformats.org/drawingml/2006/main" noChangeAspect="1"/>
+            </wp:cNvGraphicFramePr>
+            <a:graphic xmlns:a="http://schemas.openxmlformats.org/drawingml/2006/main">
+              <a:graphicData uri="http://schemas.openxmlformats.org/drawingml/2006/picture">
+                <pic:pic xmlns:pic="http://schemas.openxmlformats.org/drawingml/2006/picture">
+                  <pic:nvPicPr>
+                    <pic:cNvPr id="1" name=""/>
+                    <pic:cNvPicPr/>
+                  </pic:nvPicPr>
+                  <pic:blipFill>
+                    <a:blip r:embed="rId13"/>
+                    <a:stretch>
+                      <a:fillRect/>
+                    </a:stretch>
+                  </pic:blipFill>
+                  <pic:spPr>
+                    <a:xfrm>
+                      <a:off x="0" y="0"/>
+                      <a:ext cx="5486400" cy="5236210"/>
+                    </a:xfrm>
+                    <a:prstGeom prst="rect">
+                      <a:avLst/>
+                    </a:prstGeom>
+                  </pic:spPr>
+                </pic:pic>
+              </a:graphicData>
+            </a:graphic>
+          </wp:inline>
+        </w:drawing>
+      </w:r>
+      <w:bookmarkStart w:id="0" w:name="_GoBack"/>
+      <w:bookmarkEnd w:id="0"/>
+    </w:p>
+    <w:p>
+      <w:pPr>
+        <w:pStyle w:val="Heading2"/>
+      </w:pPr>
+      <w:r>
+        <w:t>3</w:t>
+      </w:r>
+      <w:r>
+        <w:t>. Data Directory Mapping</w:t>
+      </w:r>
+    </w:p>
+    <w:p>
+      <w:r>
+        <w:t>Each test generates a corresponding folder in data/ directory containing visited.txt and crawler.log.</w:t>
+      </w:r>
+    </w:p>
+    <w:p>
+      <w:r>
+        <w:rPr>
+          <w:noProof/>
+        </w:rPr>
+        <w:lastRenderedPageBreak/>
         <w:drawing>
           <wp:inline distT="0" distB="0" distL="0" distR="0" wp14:anchorId="1F64229B" wp14:editId="415D4ACE">
             <wp:extent cx="4153113" cy="2038455"/>
@@ -337,7 +570,7 @@
                     <pic:cNvPicPr/>
                   </pic:nvPicPr>
                   <pic:blipFill>
-                    <a:blip r:embed="rId10"/>
+                    <a:blip r:embed="rId14"/>
                     <a:stretch>
                       <a:fillRect/>
                     </a:stretch>
@@ -856,10 +1089,6 @@
     <w:lsdException w:name="Book Title" w:uiPriority="33" w:qFormat="1"/>
     <w:lsdException w:name="Bibliography" w:semiHidden="1" w:uiPriority="37" w:unhideWhenUsed="1"/>
     <w:lsdException w:name="TOC Heading" w:semiHidden="1" w:uiPriority="39" w:unhideWhenUsed="1" w:qFormat="1"/>
-    <w:lsdException w:name="Grid Table Light" w:semiHidden="1" w:unhideWhenUsed="1"/>
-    <w:lsdException w:name="Grid Table 1 Light" w:semiHidden="1" w:unhideWhenUsed="1"/>
-    <w:lsdException w:name="Grid Table 2" w:semiHidden="1" w:unhideWhenUsed="1"/>
-    <w:lsdException w:name="Grid Table 3" w:semiHidden="1" w:unhideWhenUsed="1"/>
     <w:lsdException w:name="Grid Table 4" w:uiPriority="49"/>
     <w:lsdException w:name="Grid Table 5 Dark" w:uiPriority="50"/>
     <w:lsdException w:name="Grid Table 6 Colorful" w:uiPriority="51"/>
@@ -11953,6 +12182,36 @@
         <w:shd w:val="clear" w:color="auto" w:fill="FBCAA2" w:themeFill="accent6" w:themeFillTint="7F"/>
       </w:tcPr>
     </w:tblStylePr>
+  </w:style>
+  <w:style w:type="paragraph" w:styleId="BalloonText">
+    <w:name w:val="Balloon Text"/>
+    <w:basedOn w:val="Normal"/>
+    <w:link w:val="BalloonTextChar"/>
+    <w:uiPriority w:val="99"/>
+    <w:semiHidden/>
+    <w:unhideWhenUsed/>
+    <w:rsid w:val="00DD7C57"/>
+    <w:pPr>
+      <w:spacing w:after="0" w:line="240" w:lineRule="auto"/>
+    </w:pPr>
+    <w:rPr>
+      <w:rFonts w:ascii="Segoe UI" w:hAnsi="Segoe UI" w:cs="Segoe UI"/>
+      <w:sz w:val="18"/>
+      <w:szCs w:val="18"/>
+    </w:rPr>
+  </w:style>
+  <w:style w:type="character" w:customStyle="1" w:styleId="BalloonTextChar">
+    <w:name w:val="Balloon Text Char"/>
+    <w:basedOn w:val="DefaultParagraphFont"/>
+    <w:link w:val="BalloonText"/>
+    <w:uiPriority w:val="99"/>
+    <w:semiHidden/>
+    <w:rsid w:val="00DD7C57"/>
+    <w:rPr>
+      <w:rFonts w:ascii="Segoe UI" w:hAnsi="Segoe UI" w:cs="Segoe UI"/>
+      <w:sz w:val="18"/>
+      <w:szCs w:val="18"/>
+    </w:rPr>
   </w:style>
 </w:styles>
 </file>
@@ -12282,7 +12541,7 @@
 </file>
 
 <file path=customXml/itemProps1.xml><?xml version="1.0" encoding="utf-8"?>
-<ds:datastoreItem xmlns:ds="http://schemas.openxmlformats.org/officeDocument/2006/customXml" ds:itemID="{BCB4A1CD-C451-42F7-B6CE-83B99478E7B5}">
+<ds:datastoreItem xmlns:ds="http://schemas.openxmlformats.org/officeDocument/2006/customXml" ds:itemID="{FB152E28-E53B-4E0F-B0D3-541E38D7F445}">
   <ds:schemaRefs>
     <ds:schemaRef ds:uri="http://schemas.openxmlformats.org/officeDocument/2006/bibliography"/>
   </ds:schemaRefs>
